--- a/project/documents/reportletters/IssueFee.docx
+++ b/project/documents/reportletters/IssueFee.docx
@@ -10,18 +10,6 @@
       <w:r>
         <w:t xml:space="preserve">Subject line: </w:t>
       </w:r>
-    </w:p>
-    <w:p>
-      <w:pPr>
-        <w:pStyle w:val="NormalWeb"/>
-        <w:spacing w:before="0" w:beforeAutospacing="0" w:after="0" w:afterAutospacing="0"/>
-      </w:pPr>
-    </w:p>
-    <w:p>
-      <w:pPr>
-        <w:pStyle w:val="NormalWeb"/>
-        <w:spacing w:before="0" w:beforeAutospacing="0" w:after="0" w:afterAutospacing="0"/>
-      </w:pPr>
       <w:r>
         <w:t xml:space="preserve">&lt;&lt;orgName&gt;&gt;: &lt;&lt;clientRefNo&gt;&gt; / SLW Ref: &lt;&lt;matterNo&gt;&gt; / </w:t>
       </w:r>
@@ -71,50 +59,131 @@
         <w:spacing w:before="0" w:beforeAutospacing="0" w:after="0" w:afterAutospacing="0"/>
       </w:pPr>
       <w:r>
-        <w:t>&lt;&lt;THIS.upperFirmName&gt;&gt;</w:t>
-      </w:r>
-    </w:p>
-    <w:p>
-      <w:pPr>
-        <w:pStyle w:val="NormalWeb"/>
-        <w:spacing w:before="0" w:beforeAutospacing="0" w:after="0" w:afterAutospacing="0"/>
-      </w:pPr>
-    </w:p>
-    <w:p>
-      <w:pPr>
-        <w:pStyle w:val="NormalWeb"/>
-        <w:spacing w:before="0" w:beforeAutospacing="0" w:after="0" w:afterAutospacing="0"/>
-      </w:pPr>
-      <w:r>
-        <w:t>&lt;&lt;THIS.WAName&gt;&gt; &lt;&lt;THIS.WAPhone&gt;&gt;  &lt;&lt;THIS.WAEmail&gt;&gt;</w:t>
-      </w:r>
-    </w:p>
-    <w:p>
-      <w:pPr>
-        <w:pStyle w:val="NormalWeb"/>
-        <w:spacing w:before="0" w:beforeAutospacing="0" w:after="0" w:afterAutospacing="0"/>
-      </w:pPr>
-      <w:r>
-        <w:t>&lt;&lt;THIS.paraName&gt;&gt; &lt;&lt;THIS.paraPhone&gt;&gt;  &lt;&lt;THIS.paraEmail&gt;&gt;</w:t>
-      </w:r>
-    </w:p>
-    <w:p>
-      <w:pPr>
-        <w:pStyle w:val="NormalWeb"/>
-        <w:spacing w:before="0" w:beforeAutospacing="0" w:after="0" w:afterAutospacing="0"/>
-      </w:pPr>
-    </w:p>
-    <w:p>
-      <w:pPr>
-        <w:pStyle w:val="NormalWeb"/>
-        <w:spacing w:before="0" w:beforeAutospacing="0" w:after="0" w:afterAutospacing="0"/>
-      </w:pPr>
+        <w:t>&lt;&lt;T</w:t>
+      </w:r>
+      <w:r>
+        <w:t>his</w:t>
+      </w:r>
+      <w:r>
+        <w:t>.upperFirmName&gt;&gt;</w:t>
+      </w:r>
+    </w:p>
+    <w:p>
+      <w:pPr>
+        <w:pStyle w:val="NormalWeb"/>
+        <w:spacing w:before="0" w:beforeAutospacing="0" w:after="0" w:afterAutospacing="0"/>
+      </w:pPr>
+    </w:p>
+    <w:p>
+      <w:pPr>
+        <w:pStyle w:val="NormalWeb"/>
+        <w:spacing w:before="0" w:beforeAutospacing="0" w:after="0" w:afterAutospacing="0"/>
+      </w:pPr>
+      <w:r>
+        <w:t>&lt;&lt;</w:t>
+      </w:r>
+      <w:r>
+        <w:t>This</w:t>
+      </w:r>
+      <w:r>
+        <w:t>.WAName&gt;&gt; &lt;&lt;T</w:t>
+      </w:r>
+      <w:r>
+        <w:t>his</w:t>
+      </w:r>
+      <w:r>
+        <w:t>.WAPhone&gt;</w:t>
+      </w:r>
+      <w:proofErr w:type="gramStart"/>
+      <w:r>
+        <w:t>&gt;  &lt;&lt;T</w:t>
+      </w:r>
+      <w:r>
+        <w:t>his</w:t>
+      </w:r>
+      <w:r>
+        <w:t>.WAEmail</w:t>
+      </w:r>
+      <w:proofErr w:type="gramEnd"/>
+      <w:r>
+        <w:t>&gt;&gt;</w:t>
+      </w:r>
+    </w:p>
+    <w:p>
+      <w:pPr>
+        <w:pStyle w:val="NormalWeb"/>
+        <w:spacing w:before="0" w:beforeAutospacing="0" w:after="0" w:afterAutospacing="0"/>
+      </w:pPr>
+      <w:r>
+        <w:t>&lt;&lt;T</w:t>
+      </w:r>
+      <w:r>
+        <w:t>his</w:t>
+      </w:r>
+      <w:r>
+        <w:t>.paraName&gt;&gt; &lt;&lt;T</w:t>
+      </w:r>
+      <w:r>
+        <w:t>his</w:t>
+      </w:r>
+      <w:r>
+        <w:t>.paraPhone&gt;</w:t>
+      </w:r>
+      <w:proofErr w:type="gramStart"/>
+      <w:r>
+        <w:t>&gt;  &lt;&lt;T</w:t>
+      </w:r>
+      <w:r>
+        <w:t>his</w:t>
+      </w:r>
+      <w:r>
+        <w:t>.paraEmail</w:t>
+      </w:r>
+      <w:proofErr w:type="gramEnd"/>
+      <w:r>
+        <w:t>&gt;&gt;</w:t>
+      </w:r>
+    </w:p>
+    <w:p>
+      <w:pPr>
+        <w:pStyle w:val="NormalWeb"/>
+        <w:spacing w:before="0" w:beforeAutospacing="0" w:after="0" w:afterAutospacing="0"/>
+      </w:pPr>
+    </w:p>
+    <w:p>
+      <w:pPr>
+        <w:pStyle w:val="NormalWeb"/>
+        <w:spacing w:before="0" w:beforeAutospacing="0" w:after="0" w:afterAutospacing="0"/>
+      </w:pPr>
+      <w:proofErr w:type="gramStart"/>
       <w:r>
         <w:t>Re:</w:t>
       </w:r>
       <w:r>
         <w:tab/>
-        <w:t>&lt;&lt;THIS.orgName&gt;&gt; &lt;&lt;THIS.clientRefNo&gt;&gt; - SLW Ref. No. &lt;&lt;THIS.matterNo&gt;&gt;</w:t>
+        <w:t>&lt;&lt;T</w:t>
+      </w:r>
+      <w:r>
+        <w:t>his</w:t>
+      </w:r>
+      <w:r>
+        <w:t>.orgName</w:t>
+      </w:r>
+      <w:proofErr w:type="gramEnd"/>
+      <w:r>
+        <w:t>&gt;&gt; &lt;&lt;T</w:t>
+      </w:r>
+      <w:r>
+        <w:t>his</w:t>
+      </w:r>
+      <w:r>
+        <w:t>.clientRefNo&gt;&gt; - SLW Ref. No. &lt;&lt;T</w:t>
+      </w:r>
+      <w:r>
+        <w:t>his</w:t>
+      </w:r>
+      <w:r>
+        <w:t>.matterNo&gt;&gt;</w:t>
       </w:r>
     </w:p>
     <w:p>
@@ -124,7 +193,19 @@
       </w:pPr>
       <w:r>
         <w:tab/>
-        <w:t>Patent Application Serial No.: &lt;&lt;THIS.serialNo&gt;&gt;, filed &lt;&lt;THIS.filedDate&gt;&gt;</w:t>
+        <w:t>Patent Application Serial No.: &lt;&lt;T</w:t>
+      </w:r>
+      <w:r>
+        <w:t>his</w:t>
+      </w:r>
+      <w:r>
+        <w:t>.serialNo&gt;&gt;, filed &lt;&lt;T</w:t>
+      </w:r>
+      <w:r>
+        <w:t>his</w:t>
+      </w:r>
+      <w:r>
+        <w:t>.filedDate&gt;&gt;</w:t>
       </w:r>
     </w:p>
     <w:p>
@@ -134,22 +215,36 @@
       </w:pPr>
       <w:r>
         <w:tab/>
-        <w:t>Title:  &lt;&lt;THIS.title&gt;&gt;</w:t>
-      </w:r>
-    </w:p>
-    <w:p>
-      <w:pPr>
-        <w:pStyle w:val="NormalWeb"/>
-        <w:spacing w:before="0" w:beforeAutospacing="0" w:after="0" w:afterAutospacing="0"/>
-      </w:pPr>
-    </w:p>
-    <w:p>
-      <w:pPr>
-        <w:pStyle w:val="NormalWeb"/>
-        <w:spacing w:before="0" w:beforeAutospacing="0" w:after="0" w:afterAutospacing="0"/>
-      </w:pPr>
-      <w:r>
-        <w:t>The following represents new activity on the above mentioned matter.</w:t>
+        <w:t>Title:  &lt;&lt;T</w:t>
+      </w:r>
+      <w:r>
+        <w:t>his</w:t>
+      </w:r>
+      <w:r>
+        <w:t>.title&gt;&gt;</w:t>
+      </w:r>
+    </w:p>
+    <w:p>
+      <w:pPr>
+        <w:pStyle w:val="NormalWeb"/>
+        <w:spacing w:before="0" w:beforeAutospacing="0" w:after="0" w:afterAutospacing="0"/>
+      </w:pPr>
+    </w:p>
+    <w:p>
+      <w:pPr>
+        <w:pStyle w:val="NormalWeb"/>
+        <w:spacing w:before="0" w:beforeAutospacing="0" w:after="0" w:afterAutospacing="0"/>
+      </w:pPr>
+      <w:r>
+        <w:t xml:space="preserve">The following represents new activity on the </w:t>
+      </w:r>
+      <w:proofErr w:type="gramStart"/>
+      <w:r>
+        <w:t>above mentioned</w:t>
+      </w:r>
+      <w:proofErr w:type="gramEnd"/>
+      <w:r>
+        <w:t xml:space="preserve"> matter.</w:t>
       </w:r>
     </w:p>
     <w:p>
@@ -211,37 +306,31 @@
         <w:spacing w:before="0" w:beforeAutospacing="0" w:after="0" w:afterAutospacing="0"/>
       </w:pPr>
       <w:r>
-        <w:t>ADDITIONAL NOTES:  If you have any questions or comments, please contact &lt;&lt;THIS.WAName&gt;&gt; at &lt;&lt;THIS.WAPhone&gt;&gt; or &lt;&lt;THIS.paraName&gt;&gt; at &lt;&lt;THIS.paraPhone&gt;&gt;.</w:t>
-      </w:r>
-    </w:p>
-    <w:p>
-      <w:pPr>
-        <w:pStyle w:val="NormalWeb"/>
-        <w:spacing w:before="0" w:beforeAutospacing="0" w:after="0" w:afterAutospacing="0"/>
-      </w:pPr>
-    </w:p>
-    <w:p>
-      <w:pPr>
-        <w:pStyle w:val="NormalWeb"/>
-        <w:spacing w:before="0" w:beforeAutospacing="0" w:after="0" w:afterAutospacing="0"/>
-      </w:pPr>
-      <w:r>
-        <w:t>Reported by:</w:t>
-      </w:r>
-    </w:p>
-    <w:p>
-      <w:pPr>
-        <w:pStyle w:val="NormalWeb"/>
-        <w:spacing w:before="0" w:beforeAutospacing="0" w:after="0" w:afterAutospacing="0"/>
-      </w:pPr>
-    </w:p>
-    <w:p>
-      <w:pPr>
-        <w:pStyle w:val="NormalWeb"/>
-        <w:spacing w:before="0" w:beforeAutospacing="0" w:after="0" w:afterAutospacing="0"/>
-      </w:pPr>
-      <w:r>
-        <w:t>&lt;&lt;this.cmgName&gt;&gt;</w:t>
+        <w:t>ADDITIONAL NOTES:  If you have any questions or comments, please contact &lt;&lt;T</w:t>
+      </w:r>
+      <w:r>
+        <w:t>his</w:t>
+      </w:r>
+      <w:r>
+        <w:t>.WAName&gt;&gt; at &lt;&lt;T</w:t>
+      </w:r>
+      <w:r>
+        <w:t>his</w:t>
+      </w:r>
+      <w:r>
+        <w:t>.WAPhone&gt;&gt; or &lt;&lt;T</w:t>
+      </w:r>
+      <w:r>
+        <w:t>his</w:t>
+      </w:r>
+      <w:r>
+        <w:t>.paraName&gt;&gt; at &lt;&lt;T</w:t>
+      </w:r>
+      <w:r>
+        <w:t>his</w:t>
+      </w:r>
+      <w:r>
+        <w:t>.paraPhone&gt;&gt;.</w:t>
       </w:r>
     </w:p>
     <w:p>

--- a/project/documents/reportletters/IssueFee.docx
+++ b/project/documents/reportletters/IssueFee.docx
@@ -17,7 +17,7 @@
         <w:t>SLW</w:t>
       </w:r>
       <w:r>
-        <w:t xml:space="preserve"> Report Out: Issue Fee filed</w:t>
+        <w:t xml:space="preserve"> Report Out: Issue Fee</w:t>
       </w:r>
     </w:p>
     <w:p>
@@ -274,31 +274,9 @@
         <w:pStyle w:val="NormalWeb"/>
         <w:spacing w:before="0" w:beforeAutospacing="0" w:after="0" w:afterAutospacing="0"/>
       </w:pPr>
-    </w:p>
-    <w:p>
-      <w:pPr>
-        <w:pStyle w:val="NormalWeb"/>
-        <w:spacing w:before="0" w:beforeAutospacing="0" w:after="0" w:afterAutospacing="0"/>
-      </w:pPr>
-      <w:r>
-        <w:rPr>
-          <w:highlight w:val="yellow"/>
-        </w:rPr>
-        <w:t xml:space="preserve">ACTION NEEDED: </w:t>
-      </w:r>
-      <w:r>
-        <w:rPr>
-          <w:color w:val="000000"/>
-          <w:highlight w:val="yellow"/>
-        </w:rPr>
-        <w:t>Please instruct us as to whether any continuing application filing is desired.</w:t>
-      </w:r>
-    </w:p>
-    <w:p>
-      <w:pPr>
-        <w:pStyle w:val="NormalWeb"/>
-        <w:spacing w:before="0" w:beforeAutospacing="0" w:after="0" w:afterAutospacing="0"/>
-      </w:pPr>
+      <w:r>
+        <w:t>&lt;&lt;ActionTxt&gt;&gt;</w:t>
+      </w:r>
     </w:p>
     <w:p>
       <w:pPr>
